--- a/legal/Flagrr-NDA-Investors.docx
+++ b/legal/Flagrr-NDA-Investors.docx
@@ -169,31 +169,31 @@
           <w:sz w:val="22"/>
           <w:szCs w:val="22"/>
         </w:rPr>
-        <w:t xml:space="preserve">(1) [COMPANY LEGAL NAME]</w:t>
-      </w:r>
-      <w:r>
-        <w:rPr>
-          <w:rFonts w:ascii="Times New Roman" w:cs="Times New Roman" w:eastAsia="Times New Roman" w:hAnsi="Times New Roman"/>
-          <w:b w:val="false"/>
-          <w:bCs w:val="false"/>
-          <w:i w:val="false"/>
-          <w:iCs w:val="false"/>
-          <w:sz w:val="22"/>
-          <w:szCs w:val="22"/>
-        </w:rPr>
-        <w:t xml:space="preserve">, a [private company / close corporation] incorporated under the laws of the Republic of South Africa with registration number </w:t>
-      </w:r>
-      <w:r>
-        <w:rPr>
-          <w:rFonts w:ascii="Times New Roman" w:cs="Times New Roman" w:eastAsia="Times New Roman" w:hAnsi="Times New Roman"/>
-          <w:b/>
-          <w:bCs/>
-          <w:i w:val="false"/>
-          <w:iCs w:val="false"/>
-          <w:sz w:val="22"/>
-          <w:szCs w:val="22"/>
-        </w:rPr>
-        <w:t xml:space="preserve">[REG NO]</w:t>
+        <w:t xml:space="preserve">(1) EWO Solutions (Pty) Ltd</w:t>
+      </w:r>
+      <w:r>
+        <w:rPr>
+          <w:rFonts w:ascii="Times New Roman" w:cs="Times New Roman" w:eastAsia="Times New Roman" w:hAnsi="Times New Roman"/>
+          <w:b w:val="false"/>
+          <w:bCs w:val="false"/>
+          <w:i w:val="false"/>
+          <w:iCs w:val="false"/>
+          <w:sz w:val="22"/>
+          <w:szCs w:val="22"/>
+        </w:rPr>
+        <w:t xml:space="preserve">, a private company incorporated under the laws of the Republic of South Africa with registration number </w:t>
+      </w:r>
+      <w:r>
+        <w:rPr>
+          <w:rFonts w:ascii="Times New Roman" w:cs="Times New Roman" w:eastAsia="Times New Roman" w:hAnsi="Times New Roman"/>
+          <w:b/>
+          <w:bCs/>
+          <w:i w:val="false"/>
+          <w:iCs w:val="false"/>
+          <w:sz w:val="22"/>
+          <w:szCs w:val="22"/>
+        </w:rPr>
+        <w:t xml:space="preserve">[REGISTRATION NUMBER]</w:t>
       </w:r>
       <w:r>
         <w:rPr>
@@ -217,7 +217,7 @@
           <w:sz w:val="22"/>
           <w:szCs w:val="22"/>
         </w:rPr>
-        <w:t xml:space="preserve">[REGISTERED ADDRESS]</w:t>
+        <w:t xml:space="preserve">11 Gardner Williams Avenue, Paardevlei, Cape Town, 7130</w:t>
       </w:r>
       <w:r>
         <w:rPr>
@@ -1879,7 +1879,7 @@
           <w:sz w:val="22"/>
           <w:szCs w:val="22"/>
         </w:rPr>
-        <w:t xml:space="preserve">[48] hours</w:t>
+        <w:t xml:space="preserve">48 hours</w:t>
       </w:r>
       <w:r>
         <w:rPr>
@@ -2395,7 +2395,7 @@
           <w:sz w:val="22"/>
           <w:szCs w:val="22"/>
         </w:rPr>
-        <w:t xml:space="preserve">[twelve (12)] months</w:t>
+        <w:t xml:space="preserve">twelve (12) months</w:t>
       </w:r>
       <w:r>
         <w:rPr>
@@ -3081,7 +3081,7 @@
           <w:sz w:val="22"/>
           <w:szCs w:val="22"/>
         </w:rPr>
-        <w:t xml:space="preserve">[24] hours</w:t>
+        <w:t xml:space="preserve">24 hours</w:t>
       </w:r>
       <w:r>
         <w:rPr>
@@ -3237,7 +3237,7 @@
           <w:sz w:val="22"/>
           <w:szCs w:val="22"/>
         </w:rPr>
-        <w:t xml:space="preserve">[30] days’</w:t>
+        <w:t xml:space="preserve">30 days’</w:t>
       </w:r>
       <w:r>
         <w:rPr>
@@ -3299,7 +3299,7 @@
           <w:sz w:val="22"/>
           <w:szCs w:val="22"/>
         </w:rPr>
-        <w:t xml:space="preserve">[three (3)] years</w:t>
+        <w:t xml:space="preserve">three (3) years</w:t>
       </w:r>
       <w:r>
         <w:rPr>
@@ -3493,7 +3493,7 @@
           <w:sz w:val="22"/>
           <w:szCs w:val="22"/>
         </w:rPr>
-        <w:t xml:space="preserve">[10] business days</w:t>
+        <w:t xml:space="preserve">10 business days</w:t>
       </w:r>
       <w:r>
         <w:rPr>
@@ -4056,7 +4056,7 @@
                 <w:sz w:val="22"/>
                 <w:szCs w:val="22"/>
               </w:rPr>
-              <w:t xml:space="preserve">[ADDRESS]</w:t>
+              <w:t xml:space="preserve">11 Gardner Williams Avenue, Paardevlei, Cape Town, 7130</w:t>
             </w:r>
           </w:p>
         </w:tc>
@@ -4142,7 +4142,7 @@
                 <w:sz w:val="22"/>
                 <w:szCs w:val="22"/>
               </w:rPr>
-              <w:t xml:space="preserve">[EMAIL]</w:t>
+              <w:t xml:space="preserve">Lourens@ewosolutions.com</w:t>
             </w:r>
           </w:p>
         </w:tc>
@@ -4228,7 +4228,7 @@
                 <w:sz w:val="22"/>
                 <w:szCs w:val="22"/>
               </w:rPr>
-              <w:t xml:space="preserve">[NAME]</w:t>
+              <w:t xml:space="preserve">Lourens Vorster</w:t>
             </w:r>
           </w:p>
         </w:tc>
@@ -4632,7 +4632,7 @@
           <w:sz w:val="22"/>
           <w:szCs w:val="22"/>
         </w:rPr>
-        <w:t xml:space="preserve">High Court of South Africa, [Western Cape Division, Cape Town]</w:t>
+        <w:t xml:space="preserve">High Court of South Africa, Western Cape Division, Cape Town</w:t>
       </w:r>
       <w:r>
         <w:rPr>
@@ -4853,7 +4853,7 @@
                 <w:sz w:val="22"/>
                 <w:szCs w:val="22"/>
               </w:rPr>
-              <w:t xml:space="preserve">[NAME]</w:t>
+              <w:t xml:space="preserve">Lourens Vorster</w:t>
             </w:r>
           </w:p>
         </w:tc>
@@ -4923,7 +4923,7 @@
                 <w:sz w:val="22"/>
                 <w:szCs w:val="22"/>
               </w:rPr>
-              <w:t xml:space="preserve">[CAPACITY — duly authorised]</w:t>
+              <w:t xml:space="preserve">Director</w:t>
             </w:r>
           </w:p>
         </w:tc>

--- a/legal/Flagrr-NDA-Investors.docx
+++ b/legal/Flagrr-NDA-Investors.docx
@@ -193,7 +193,7 @@
           <w:sz w:val="22"/>
           <w:szCs w:val="22"/>
         </w:rPr>
-        <w:t xml:space="preserve">[REGISTRATION NUMBER]</w:t>
+        <w:t xml:space="preserve">2022/212834/07</w:t>
       </w:r>
       <w:r>
         <w:rPr>

--- a/legal/Flagrr-NDA-Investors.docx
+++ b/legal/Flagrr-NDA-Investors.docx
@@ -103,19 +103,97 @@
           <w:sz w:val="22"/>
           <w:szCs w:val="22"/>
         </w:rPr>
-        <w:t xml:space="preserve">) is entered into on </w:t>
-      </w:r>
-      <w:r>
-        <w:rPr>
-          <w:rFonts w:ascii="Times New Roman" w:cs="Times New Roman" w:eastAsia="Times New Roman" w:hAnsi="Times New Roman"/>
-          <w:b/>
-          <w:bCs/>
-          <w:i w:val="false"/>
-          <w:iCs w:val="false"/>
-          <w:sz w:val="22"/>
-          <w:szCs w:val="22"/>
-        </w:rPr>
-        <w:t xml:space="preserve">[EFFECTIVE DATE]</w:t>
+        <w:t xml:space="preserve">) is entered into on ____________________________ (the </w:t>
+      </w:r>
+      <w:r>
+        <w:rPr>
+          <w:rFonts w:ascii="Times New Roman" w:cs="Times New Roman" w:eastAsia="Times New Roman" w:hAnsi="Times New Roman"/>
+          <w:b/>
+          <w:bCs/>
+          <w:i w:val="false"/>
+          <w:iCs w:val="false"/>
+          <w:sz w:val="22"/>
+          <w:szCs w:val="22"/>
+        </w:rPr>
+        <w:t xml:space="preserve">“Effective Date”</w:t>
+      </w:r>
+      <w:r>
+        <w:rPr>
+          <w:rFonts w:ascii="Times New Roman" w:cs="Times New Roman" w:eastAsia="Times New Roman" w:hAnsi="Times New Roman"/>
+          <w:b w:val="false"/>
+          <w:bCs w:val="false"/>
+          <w:i w:val="false"/>
+          <w:iCs w:val="false"/>
+          <w:sz w:val="22"/>
+          <w:szCs w:val="22"/>
+        </w:rPr>
+        <w:t xml:space="preserve">) between:</w:t>
+      </w:r>
+    </w:p>
+    <w:p>
+      <w:pPr>
+        <w:spacing w:after="160" w:line="276"/>
+        <w:jc w:val="both"/>
+      </w:pPr>
+      <w:r>
+        <w:rPr>
+          <w:rFonts w:ascii="Times New Roman" w:cs="Times New Roman" w:eastAsia="Times New Roman" w:hAnsi="Times New Roman"/>
+          <w:b/>
+          <w:bCs/>
+          <w:i w:val="false"/>
+          <w:iCs w:val="false"/>
+          <w:sz w:val="22"/>
+          <w:szCs w:val="22"/>
+        </w:rPr>
+        <w:t xml:space="preserve">(1) EWO Solutions (Pty) Ltd</w:t>
+      </w:r>
+      <w:r>
+        <w:rPr>
+          <w:rFonts w:ascii="Times New Roman" w:cs="Times New Roman" w:eastAsia="Times New Roman" w:hAnsi="Times New Roman"/>
+          <w:b w:val="false"/>
+          <w:bCs w:val="false"/>
+          <w:i w:val="false"/>
+          <w:iCs w:val="false"/>
+          <w:sz w:val="22"/>
+          <w:szCs w:val="22"/>
+        </w:rPr>
+        <w:t xml:space="preserve">, a private company incorporated under the laws of the Republic of South Africa with registration number </w:t>
+      </w:r>
+      <w:r>
+        <w:rPr>
+          <w:rFonts w:ascii="Times New Roman" w:cs="Times New Roman" w:eastAsia="Times New Roman" w:hAnsi="Times New Roman"/>
+          <w:b/>
+          <w:bCs/>
+          <w:i w:val="false"/>
+          <w:iCs w:val="false"/>
+          <w:sz w:val="22"/>
+          <w:szCs w:val="22"/>
+        </w:rPr>
+        <w:t xml:space="preserve">2022/212834/07</w:t>
+      </w:r>
+      <w:r>
+        <w:rPr>
+          <w:rFonts w:ascii="Times New Roman" w:cs="Times New Roman" w:eastAsia="Times New Roman" w:hAnsi="Times New Roman"/>
+          <w:b w:val="false"/>
+          <w:bCs w:val="false"/>
+          <w:i w:val="false"/>
+          <w:iCs w:val="false"/>
+          <w:sz w:val="22"/>
+          <w:szCs w:val="22"/>
+        </w:rPr>
+        <w:t xml:space="preserve">, of </w:t>
+      </w:r>
+      <w:r>
+        <w:rPr>
+          <w:rFonts w:ascii="Times New Roman" w:cs="Times New Roman" w:eastAsia="Times New Roman" w:hAnsi="Times New Roman"/>
+          <w:b/>
+          <w:bCs/>
+          <w:i w:val="false"/>
+          <w:iCs w:val="false"/>
+          <w:sz w:val="22"/>
+          <w:szCs w:val="22"/>
+        </w:rPr>
+        <w:t xml:space="preserve">11 Gardner Williams Avenue, Paardevlei, Cape Town, 7130</w:t>
       </w:r>
       <w:r>
         <w:rPr>
@@ -139,108 +217,6 @@
           <w:sz w:val="22"/>
           <w:szCs w:val="22"/>
         </w:rPr>
-        <w:t xml:space="preserve">“Effective Date”</w:t>
-      </w:r>
-      <w:r>
-        <w:rPr>
-          <w:rFonts w:ascii="Times New Roman" w:cs="Times New Roman" w:eastAsia="Times New Roman" w:hAnsi="Times New Roman"/>
-          <w:b w:val="false"/>
-          <w:bCs w:val="false"/>
-          <w:i w:val="false"/>
-          <w:iCs w:val="false"/>
-          <w:sz w:val="22"/>
-          <w:szCs w:val="22"/>
-        </w:rPr>
-        <w:t xml:space="preserve">) between:</w:t>
-      </w:r>
-    </w:p>
-    <w:p>
-      <w:pPr>
-        <w:spacing w:after="160" w:line="276"/>
-        <w:jc w:val="both"/>
-      </w:pPr>
-      <w:r>
-        <w:rPr>
-          <w:rFonts w:ascii="Times New Roman" w:cs="Times New Roman" w:eastAsia="Times New Roman" w:hAnsi="Times New Roman"/>
-          <w:b/>
-          <w:bCs/>
-          <w:i w:val="false"/>
-          <w:iCs w:val="false"/>
-          <w:sz w:val="22"/>
-          <w:szCs w:val="22"/>
-        </w:rPr>
-        <w:t xml:space="preserve">(1) EWO Solutions (Pty) Ltd</w:t>
-      </w:r>
-      <w:r>
-        <w:rPr>
-          <w:rFonts w:ascii="Times New Roman" w:cs="Times New Roman" w:eastAsia="Times New Roman" w:hAnsi="Times New Roman"/>
-          <w:b w:val="false"/>
-          <w:bCs w:val="false"/>
-          <w:i w:val="false"/>
-          <w:iCs w:val="false"/>
-          <w:sz w:val="22"/>
-          <w:szCs w:val="22"/>
-        </w:rPr>
-        <w:t xml:space="preserve">, a private company incorporated under the laws of the Republic of South Africa with registration number </w:t>
-      </w:r>
-      <w:r>
-        <w:rPr>
-          <w:rFonts w:ascii="Times New Roman" w:cs="Times New Roman" w:eastAsia="Times New Roman" w:hAnsi="Times New Roman"/>
-          <w:b/>
-          <w:bCs/>
-          <w:i w:val="false"/>
-          <w:iCs w:val="false"/>
-          <w:sz w:val="22"/>
-          <w:szCs w:val="22"/>
-        </w:rPr>
-        <w:t xml:space="preserve">2022/212834/07</w:t>
-      </w:r>
-      <w:r>
-        <w:rPr>
-          <w:rFonts w:ascii="Times New Roman" w:cs="Times New Roman" w:eastAsia="Times New Roman" w:hAnsi="Times New Roman"/>
-          <w:b w:val="false"/>
-          <w:bCs w:val="false"/>
-          <w:i w:val="false"/>
-          <w:iCs w:val="false"/>
-          <w:sz w:val="22"/>
-          <w:szCs w:val="22"/>
-        </w:rPr>
-        <w:t xml:space="preserve">, of </w:t>
-      </w:r>
-      <w:r>
-        <w:rPr>
-          <w:rFonts w:ascii="Times New Roman" w:cs="Times New Roman" w:eastAsia="Times New Roman" w:hAnsi="Times New Roman"/>
-          <w:b/>
-          <w:bCs/>
-          <w:i w:val="false"/>
-          <w:iCs w:val="false"/>
-          <w:sz w:val="22"/>
-          <w:szCs w:val="22"/>
-        </w:rPr>
-        <w:t xml:space="preserve">11 Gardner Williams Avenue, Paardevlei, Cape Town, 7130</w:t>
-      </w:r>
-      <w:r>
-        <w:rPr>
-          <w:rFonts w:ascii="Times New Roman" w:cs="Times New Roman" w:eastAsia="Times New Roman" w:hAnsi="Times New Roman"/>
-          <w:b w:val="false"/>
-          <w:bCs w:val="false"/>
-          <w:i w:val="false"/>
-          <w:iCs w:val="false"/>
-          <w:sz w:val="22"/>
-          <w:szCs w:val="22"/>
-        </w:rPr>
-        <w:t xml:space="preserve"> (the </w:t>
-      </w:r>
-      <w:r>
-        <w:rPr>
-          <w:rFonts w:ascii="Times New Roman" w:cs="Times New Roman" w:eastAsia="Times New Roman" w:hAnsi="Times New Roman"/>
-          <w:b/>
-          <w:bCs/>
-          <w:i w:val="false"/>
-          <w:iCs w:val="false"/>
-          <w:sz w:val="22"/>
-          <w:szCs w:val="22"/>
-        </w:rPr>
         <w:t xml:space="preserve">“Company”</w:t>
       </w:r>
       <w:r>
@@ -271,115 +247,19 @@
           <w:sz w:val="22"/>
           <w:szCs w:val="22"/>
         </w:rPr>
-        <w:t xml:space="preserve">(2) [INVESTOR LEGAL NAME]</w:t>
-      </w:r>
-      <w:r>
-        <w:rPr>
-          <w:rFonts w:ascii="Times New Roman" w:cs="Times New Roman" w:eastAsia="Times New Roman" w:hAnsi="Times New Roman"/>
-          <w:b w:val="false"/>
-          <w:bCs w:val="false"/>
-          <w:i w:val="false"/>
-          <w:iCs w:val="false"/>
-          <w:sz w:val="22"/>
-          <w:szCs w:val="22"/>
-        </w:rPr>
-        <w:t xml:space="preserve">, a [company / partnership / trust / natural person] [incorporated under the laws of </w:t>
-      </w:r>
-      <w:r>
-        <w:rPr>
-          <w:rFonts w:ascii="Times New Roman" w:cs="Times New Roman" w:eastAsia="Times New Roman" w:hAnsi="Times New Roman"/>
-          <w:b/>
-          <w:bCs/>
-          <w:i w:val="false"/>
-          <w:iCs w:val="false"/>
-          <w:sz w:val="22"/>
-          <w:szCs w:val="22"/>
-        </w:rPr>
-        <w:t xml:space="preserve">[JURISDICTION]</w:t>
-      </w:r>
-      <w:r>
-        <w:rPr>
-          <w:rFonts w:ascii="Times New Roman" w:cs="Times New Roman" w:eastAsia="Times New Roman" w:hAnsi="Times New Roman"/>
-          <w:b w:val="false"/>
-          <w:bCs w:val="false"/>
-          <w:i w:val="false"/>
-          <w:iCs w:val="false"/>
-          <w:sz w:val="22"/>
-          <w:szCs w:val="22"/>
-        </w:rPr>
-        <w:t xml:space="preserve"> with registration number </w:t>
-      </w:r>
-      <w:r>
-        <w:rPr>
-          <w:rFonts w:ascii="Times New Roman" w:cs="Times New Roman" w:eastAsia="Times New Roman" w:hAnsi="Times New Roman"/>
-          <w:b/>
-          <w:bCs/>
-          <w:i w:val="false"/>
-          <w:iCs w:val="false"/>
-          <w:sz w:val="22"/>
-          <w:szCs w:val="22"/>
-        </w:rPr>
-        <w:t xml:space="preserve">[REG NO]</w:t>
-      </w:r>
-      <w:r>
-        <w:rPr>
-          <w:rFonts w:ascii="Times New Roman" w:cs="Times New Roman" w:eastAsia="Times New Roman" w:hAnsi="Times New Roman"/>
-          <w:b w:val="false"/>
-          <w:bCs w:val="false"/>
-          <w:i w:val="false"/>
-          <w:iCs w:val="false"/>
-          <w:sz w:val="22"/>
-          <w:szCs w:val="22"/>
-        </w:rPr>
-        <w:t xml:space="preserve"> / with identity number </w:t>
-      </w:r>
-      <w:r>
-        <w:rPr>
-          <w:rFonts w:ascii="Times New Roman" w:cs="Times New Roman" w:eastAsia="Times New Roman" w:hAnsi="Times New Roman"/>
-          <w:b/>
-          <w:bCs/>
-          <w:i w:val="false"/>
-          <w:iCs w:val="false"/>
-          <w:sz w:val="22"/>
-          <w:szCs w:val="22"/>
-        </w:rPr>
-        <w:t xml:space="preserve">[ID NO]</w:t>
-      </w:r>
-      <w:r>
-        <w:rPr>
-          <w:rFonts w:ascii="Times New Roman" w:cs="Times New Roman" w:eastAsia="Times New Roman" w:hAnsi="Times New Roman"/>
-          <w:b w:val="false"/>
-          <w:bCs w:val="false"/>
-          <w:i w:val="false"/>
-          <w:iCs w:val="false"/>
-          <w:sz w:val="22"/>
-          <w:szCs w:val="22"/>
-        </w:rPr>
-        <w:t xml:space="preserve">], of </w:t>
-      </w:r>
-      <w:r>
-        <w:rPr>
-          <w:rFonts w:ascii="Times New Roman" w:cs="Times New Roman" w:eastAsia="Times New Roman" w:hAnsi="Times New Roman"/>
-          <w:b/>
-          <w:bCs/>
-          <w:i w:val="false"/>
-          <w:iCs w:val="false"/>
-          <w:sz w:val="22"/>
-          <w:szCs w:val="22"/>
-        </w:rPr>
-        <w:t xml:space="preserve">[ADDRESS]</w:t>
-      </w:r>
-      <w:r>
-        <w:rPr>
-          <w:rFonts w:ascii="Times New Roman" w:cs="Times New Roman" w:eastAsia="Times New Roman" w:hAnsi="Times New Roman"/>
-          <w:b w:val="false"/>
-          <w:bCs w:val="false"/>
-          <w:i w:val="false"/>
-          <w:iCs w:val="false"/>
-          <w:sz w:val="22"/>
-          <w:szCs w:val="22"/>
-        </w:rPr>
-        <w:t xml:space="preserve"> (the </w:t>
+        <w:t xml:space="preserve">(2)</w:t>
+      </w:r>
+      <w:r>
+        <w:rPr>
+          <w:rFonts w:ascii="Times New Roman" w:cs="Times New Roman" w:eastAsia="Times New Roman" w:hAnsi="Times New Roman"/>
+          <w:b w:val="false"/>
+          <w:bCs w:val="false"/>
+          <w:i w:val="false"/>
+          <w:iCs w:val="false"/>
+          <w:sz w:val="22"/>
+          <w:szCs w:val="22"/>
+        </w:rPr>
+        <w:t xml:space="preserve"> _______________________________________________________________, with registration number or identity number ______________________________, of _______________________________________________________________ (the </w:t>
       </w:r>
       <w:r>
         <w:rPr>
@@ -4074,18 +3954,6 @@
             <w:pPr>
               <w:spacing w:after="0" w:line="276"/>
             </w:pPr>
-            <w:r>
-              <w:rPr>
-                <w:rFonts w:ascii="Times New Roman" w:cs="Times New Roman" w:eastAsia="Times New Roman" w:hAnsi="Times New Roman"/>
-                <w:b w:val="false"/>
-                <w:bCs w:val="false"/>
-                <w:i w:val="false"/>
-                <w:iCs w:val="false"/>
-                <w:sz w:val="22"/>
-                <w:szCs w:val="22"/>
-              </w:rPr>
-              <w:t xml:space="preserve">[ADDRESS]</w:t>
-            </w:r>
           </w:p>
         </w:tc>
       </w:tr>
@@ -4160,18 +4028,6 @@
             <w:pPr>
               <w:spacing w:after="0" w:line="276"/>
             </w:pPr>
-            <w:r>
-              <w:rPr>
-                <w:rFonts w:ascii="Times New Roman" w:cs="Times New Roman" w:eastAsia="Times New Roman" w:hAnsi="Times New Roman"/>
-                <w:b w:val="false"/>
-                <w:bCs w:val="false"/>
-                <w:i w:val="false"/>
-                <w:iCs w:val="false"/>
-                <w:sz w:val="22"/>
-                <w:szCs w:val="22"/>
-              </w:rPr>
-              <w:t xml:space="preserve">[EMAIL]</w:t>
-            </w:r>
           </w:p>
         </w:tc>
       </w:tr>
@@ -4246,18 +4102,6 @@
             <w:pPr>
               <w:spacing w:after="0" w:line="276"/>
             </w:pPr>
-            <w:r>
-              <w:rPr>
-                <w:rFonts w:ascii="Times New Roman" w:cs="Times New Roman" w:eastAsia="Times New Roman" w:hAnsi="Times New Roman"/>
-                <w:b w:val="false"/>
-                <w:bCs w:val="false"/>
-                <w:i w:val="false"/>
-                <w:iCs w:val="false"/>
-                <w:sz w:val="22"/>
-                <w:szCs w:val="22"/>
-              </w:rPr>
-              <w:t xml:space="preserve">[NAME]</w:t>
-            </w:r>
           </w:p>
         </w:tc>
       </w:tr>
@@ -4969,7 +4813,7 @@
             <w:tcBorders>
               <w:top w:val="none" w:color="FFFFFF" w:sz="0"/>
               <w:left w:val="none" w:color="FFFFFF" w:sz="0"/>
-              <w:bottom w:val="none" w:color="FFFFFF" w:sz="0"/>
+              <w:bottom w:val="single" w:color="555555" w:sz="4"/>
               <w:right w:val="none" w:color="FFFFFF" w:sz="0"/>
             </w:tcBorders>
             <w:tcMar>
@@ -4983,18 +4827,6 @@
             <w:pPr>
               <w:spacing w:after="0"/>
             </w:pPr>
-            <w:r>
-              <w:rPr>
-                <w:rFonts w:ascii="Times New Roman" w:cs="Times New Roman" w:eastAsia="Times New Roman" w:hAnsi="Times New Roman"/>
-                <w:b w:val="false"/>
-                <w:bCs w:val="false"/>
-                <w:i w:val="false"/>
-                <w:iCs w:val="false"/>
-                <w:sz w:val="22"/>
-                <w:szCs w:val="22"/>
-              </w:rPr>
-              <w:t xml:space="preserve">[DATE]</w:t>
-            </w:r>
           </w:p>
         </w:tc>
       </w:tr>
@@ -5039,7 +4871,7 @@
             <w:tcBorders>
               <w:top w:val="none" w:color="FFFFFF" w:sz="0"/>
               <w:left w:val="none" w:color="FFFFFF" w:sz="0"/>
-              <w:bottom w:val="none" w:color="FFFFFF" w:sz="0"/>
+              <w:bottom w:val="single" w:color="555555" w:sz="4"/>
               <w:right w:val="none" w:color="FFFFFF" w:sz="0"/>
             </w:tcBorders>
             <w:tcMar>
@@ -5053,18 +4885,6 @@
             <w:pPr>
               <w:spacing w:after="0"/>
             </w:pPr>
-            <w:r>
-              <w:rPr>
-                <w:rFonts w:ascii="Times New Roman" w:cs="Times New Roman" w:eastAsia="Times New Roman" w:hAnsi="Times New Roman"/>
-                <w:b w:val="false"/>
-                <w:bCs w:val="false"/>
-                <w:i w:val="false"/>
-                <w:iCs w:val="false"/>
-                <w:sz w:val="22"/>
-                <w:szCs w:val="22"/>
-              </w:rPr>
-              <w:t xml:space="preserve">[PLACE]</w:t>
-            </w:r>
           </w:p>
         </w:tc>
       </w:tr>
@@ -5231,7 +5051,7 @@
             <w:tcBorders>
               <w:top w:val="none" w:color="FFFFFF" w:sz="0"/>
               <w:left w:val="none" w:color="FFFFFF" w:sz="0"/>
-              <w:bottom w:val="none" w:color="FFFFFF" w:sz="0"/>
+              <w:bottom w:val="single" w:color="555555" w:sz="4"/>
               <w:right w:val="none" w:color="FFFFFF" w:sz="0"/>
             </w:tcBorders>
             <w:tcMar>
@@ -5245,18 +5065,6 @@
             <w:pPr>
               <w:spacing w:after="0"/>
             </w:pPr>
-            <w:r>
-              <w:rPr>
-                <w:rFonts w:ascii="Times New Roman" w:cs="Times New Roman" w:eastAsia="Times New Roman" w:hAnsi="Times New Roman"/>
-                <w:b w:val="false"/>
-                <w:bCs w:val="false"/>
-                <w:i w:val="false"/>
-                <w:iCs w:val="false"/>
-                <w:sz w:val="22"/>
-                <w:szCs w:val="22"/>
-              </w:rPr>
-              <w:t xml:space="preserve">[NAME]</w:t>
-            </w:r>
           </w:p>
         </w:tc>
       </w:tr>
@@ -5301,7 +5109,7 @@
             <w:tcBorders>
               <w:top w:val="none" w:color="FFFFFF" w:sz="0"/>
               <w:left w:val="none" w:color="FFFFFF" w:sz="0"/>
-              <w:bottom w:val="none" w:color="FFFFFF" w:sz="0"/>
+              <w:bottom w:val="single" w:color="555555" w:sz="4"/>
               <w:right w:val="none" w:color="FFFFFF" w:sz="0"/>
             </w:tcBorders>
             <w:tcMar>
@@ -5315,18 +5123,6 @@
             <w:pPr>
               <w:spacing w:after="0"/>
             </w:pPr>
-            <w:r>
-              <w:rPr>
-                <w:rFonts w:ascii="Times New Roman" w:cs="Times New Roman" w:eastAsia="Times New Roman" w:hAnsi="Times New Roman"/>
-                <w:b w:val="false"/>
-                <w:bCs w:val="false"/>
-                <w:i w:val="false"/>
-                <w:iCs w:val="false"/>
-                <w:sz w:val="22"/>
-                <w:szCs w:val="22"/>
-              </w:rPr>
-              <w:t xml:space="preserve">[CAPACITY — duly authorised]</w:t>
-            </w:r>
           </w:p>
         </w:tc>
       </w:tr>
@@ -5371,7 +5167,7 @@
             <w:tcBorders>
               <w:top w:val="none" w:color="FFFFFF" w:sz="0"/>
               <w:left w:val="none" w:color="FFFFFF" w:sz="0"/>
-              <w:bottom w:val="none" w:color="FFFFFF" w:sz="0"/>
+              <w:bottom w:val="single" w:color="555555" w:sz="4"/>
               <w:right w:val="none" w:color="FFFFFF" w:sz="0"/>
             </w:tcBorders>
             <w:tcMar>
@@ -5385,18 +5181,6 @@
             <w:pPr>
               <w:spacing w:after="0"/>
             </w:pPr>
-            <w:r>
-              <w:rPr>
-                <w:rFonts w:ascii="Times New Roman" w:cs="Times New Roman" w:eastAsia="Times New Roman" w:hAnsi="Times New Roman"/>
-                <w:b w:val="false"/>
-                <w:bCs w:val="false"/>
-                <w:i w:val="false"/>
-                <w:iCs w:val="false"/>
-                <w:sz w:val="22"/>
-                <w:szCs w:val="22"/>
-              </w:rPr>
-              <w:t xml:space="preserve">[DATE]</w:t>
-            </w:r>
           </w:p>
         </w:tc>
       </w:tr>
@@ -5441,7 +5225,7 @@
             <w:tcBorders>
               <w:top w:val="none" w:color="FFFFFF" w:sz="0"/>
               <w:left w:val="none" w:color="FFFFFF" w:sz="0"/>
-              <w:bottom w:val="none" w:color="FFFFFF" w:sz="0"/>
+              <w:bottom w:val="single" w:color="555555" w:sz="4"/>
               <w:right w:val="none" w:color="FFFFFF" w:sz="0"/>
             </w:tcBorders>
             <w:tcMar>
@@ -5455,18 +5239,6 @@
             <w:pPr>
               <w:spacing w:after="0"/>
             </w:pPr>
-            <w:r>
-              <w:rPr>
-                <w:rFonts w:ascii="Times New Roman" w:cs="Times New Roman" w:eastAsia="Times New Roman" w:hAnsi="Times New Roman"/>
-                <w:b w:val="false"/>
-                <w:bCs w:val="false"/>
-                <w:i w:val="false"/>
-                <w:iCs w:val="false"/>
-                <w:sz w:val="22"/>
-                <w:szCs w:val="22"/>
-              </w:rPr>
-              <w:t xml:space="preserve">[PLACE]</w:t>
-            </w:r>
           </w:p>
         </w:tc>
       </w:tr>
